--- a/docs/word/05-数据库设计说明书.docx
+++ b/docs/word/05-数据库设计说明书.docx
@@ -17288,73 +17288,566 @@
       <w:pPr>
         <w:pStyle w:val="BodyText"/>
         <w:bidi w:val="0"/>
+        <w:jc w:val="left"/>
+        <w:rPr/>
+      </w:pPr>
+      <w:r>
+        <w:rPr/>
+        <w:t xml:space="preserve">V10 </w:t>
+      </w:r>
+      <w:r>
+        <w:rPr/>
+        <w:t xml:space="preserve">由 </w:t>
+      </w:r>
+      <w:r>
+        <w:rPr/>
+        <w:t xml:space="preserve">`sql/tools/gen_bulk_data.py` </w:t>
+      </w:r>
+      <w:r>
+        <w:rPr/>
+        <w:t xml:space="preserve">生成（可调参数重跑）：商品按 </w:t>
+      </w:r>
+      <w:r>
+        <w:rPr/>
+        <w:t xml:space="preserve">150 </w:t>
+      </w:r>
+      <w:r>
+        <w:rPr/>
+        <w:t>个三级类目均匀铺开、价格按一级类目定档；行为按「用户偏好类目」聚集（</w:t>
+      </w:r>
+      <w:r>
+        <w:rPr/>
+        <w:t xml:space="preserve">85% </w:t>
+      </w:r>
+      <w:r>
+        <w:rPr/>
+        <w:t>落在偏好类目内），使协同过滤有模式可学。规模：</w:t>
+      </w:r>
+      <w:r>
+        <w:rPr/>
+        <w:t xml:space="preserve">5000 </w:t>
+      </w:r>
+      <w:r>
+        <w:rPr/>
+        <w:t xml:space="preserve">商品 </w:t>
+      </w:r>
+      <w:r>
+        <w:rPr/>
+        <w:t xml:space="preserve">/ 701 </w:t>
+      </w:r>
+      <w:r>
+        <w:rPr/>
+        <w:t xml:space="preserve">用户 </w:t>
+      </w:r>
+      <w:r>
+        <w:rPr/>
+        <w:t xml:space="preserve">/ 25726 </w:t>
+      </w:r>
+      <w:r>
+        <w:rPr/>
+        <w:t xml:space="preserve">行为。文件头附带按 </w:t>
+      </w:r>
+      <w:r>
+        <w:rPr/>
+        <w:t xml:space="preserve">id </w:t>
+      </w:r>
+      <w:r>
+        <w:rPr/>
+        <w:t>区间的精确回滚语句，不影响原有数据。</w:t>
+      </w:r>
+    </w:p>
+    <w:p>
+      <w:pPr>
+        <w:pStyle w:val="Heading3"/>
+        <w:bidi w:val="0"/>
+        <w:jc w:val="left"/>
+        <w:rPr/>
+      </w:pPr>
+      <w:r>
+        <w:rPr/>
+        <w:t>7.4 `revoked_token`</w:t>
+      </w:r>
+      <w:r>
+        <w:rPr/>
+        <w:t>（令牌黑名单，</w:t>
+      </w:r>
+      <w:r>
+        <w:rPr/>
+        <w:t>V11</w:t>
+      </w:r>
+      <w:r>
+        <w:rPr/>
+        <w:t>）</w:t>
+      </w:r>
+    </w:p>
+    <w:p>
+      <w:pPr>
+        <w:pStyle w:val="BodyText"/>
+        <w:bidi w:val="0"/>
+        <w:jc w:val="left"/>
+        <w:rPr/>
+      </w:pPr>
+      <w:r>
+        <w:rPr/>
+        <w:t>支撑「服务端注销」：</w:t>
+      </w:r>
+      <w:r>
+        <w:rPr/>
+        <w:t xml:space="preserve">JWT </w:t>
+      </w:r>
+      <w:r>
+        <w:rPr/>
+        <w:t>无状态，签出去就收不回，注销时把令牌摘要记一行，鉴权命中即视为未登录。</w:t>
+      </w:r>
+    </w:p>
+    <w:tbl>
+      <w:tblPr>
+        <w:tblW w:w="8932" w:type="dxa"/>
+        <w:jc w:val="left"/>
+        <w:tblInd w:w="28" w:type="dxa"/>
+        <w:tblLayout w:type="fixed"/>
+        <w:tblCellMar>
+          <w:top w:w="28" w:type="dxa"/>
+          <w:left w:w="28" w:type="dxa"/>
+          <w:bottom w:w="28" w:type="dxa"/>
+          <w:right w:w="28" w:type="dxa"/>
+        </w:tblCellMar>
+      </w:tblPr>
+      <w:tblGrid>
+        <w:gridCol w:w="1370"/>
+        <w:gridCol w:w="1122"/>
+        <w:gridCol w:w="6440"/>
+      </w:tblGrid>
+      <w:tr>
+        <w:trPr/>
+        <w:tc>
+          <w:tcPr>
+            <w:tcW w:w="1370" w:type="dxa"/>
+            <w:tcBorders/>
+            <w:vAlign w:val="center"/>
+          </w:tcPr>
+          <w:p>
+            <w:pPr>
+              <w:pStyle w:val="Style18"/>
+              <w:suppressLineNumbers/>
+              <w:shd w:fill="EEF1F4" w:val="clear"/>
+              <w:bidi w:val="0"/>
+              <w:spacing w:before="0" w:after="283"/>
+              <w:jc w:val="left"/>
+              <w:rPr/>
+            </w:pPr>
+            <w:r>
+              <w:rPr/>
+              <w:t>字段</w:t>
+            </w:r>
+          </w:p>
+        </w:tc>
+        <w:tc>
+          <w:tcPr>
+            <w:tcW w:w="1122" w:type="dxa"/>
+            <w:tcBorders/>
+            <w:vAlign w:val="center"/>
+          </w:tcPr>
+          <w:p>
+            <w:pPr>
+              <w:pStyle w:val="Style18"/>
+              <w:suppressLineNumbers/>
+              <w:shd w:fill="EEF1F4" w:val="clear"/>
+              <w:bidi w:val="0"/>
+              <w:spacing w:before="0" w:after="283"/>
+              <w:jc w:val="left"/>
+              <w:rPr/>
+            </w:pPr>
+            <w:r>
+              <w:rPr/>
+              <w:t>类型</w:t>
+            </w:r>
+          </w:p>
+        </w:tc>
+        <w:tc>
+          <w:tcPr>
+            <w:tcW w:w="6440" w:type="dxa"/>
+            <w:tcBorders/>
+            <w:vAlign w:val="center"/>
+          </w:tcPr>
+          <w:p>
+            <w:pPr>
+              <w:pStyle w:val="Style18"/>
+              <w:suppressLineNumbers/>
+              <w:shd w:fill="EEF1F4" w:val="clear"/>
+              <w:bidi w:val="0"/>
+              <w:spacing w:before="0" w:after="283"/>
+              <w:jc w:val="left"/>
+              <w:rPr/>
+            </w:pPr>
+            <w:r>
+              <w:rPr/>
+              <w:t>说明</w:t>
+            </w:r>
+          </w:p>
+        </w:tc>
+      </w:tr>
+      <w:tr>
+        <w:trPr/>
+        <w:tc>
+          <w:tcPr>
+            <w:tcW w:w="1370" w:type="dxa"/>
+            <w:tcBorders/>
+            <w:vAlign w:val="center"/>
+          </w:tcPr>
+          <w:p>
+            <w:pPr>
+              <w:pStyle w:val="Style13"/>
+              <w:bidi w:val="0"/>
+              <w:spacing w:before="0" w:after="283"/>
+              <w:jc w:val="left"/>
+              <w:rPr/>
+            </w:pPr>
+            <w:r>
+              <w:rPr/>
+              <w:t>`id`</w:t>
+            </w:r>
+          </w:p>
+        </w:tc>
+        <w:tc>
+          <w:tcPr>
+            <w:tcW w:w="1122" w:type="dxa"/>
+            <w:tcBorders/>
+            <w:vAlign w:val="center"/>
+          </w:tcPr>
+          <w:p>
+            <w:pPr>
+              <w:pStyle w:val="Style13"/>
+              <w:bidi w:val="0"/>
+              <w:spacing w:before="0" w:after="283"/>
+              <w:jc w:val="left"/>
+              <w:rPr/>
+            </w:pPr>
+            <w:r>
+              <w:rPr/>
+              <w:t>BIGINT</w:t>
+            </w:r>
+          </w:p>
+        </w:tc>
+        <w:tc>
+          <w:tcPr>
+            <w:tcW w:w="6440" w:type="dxa"/>
+            <w:tcBorders/>
+            <w:vAlign w:val="center"/>
+          </w:tcPr>
+          <w:p>
+            <w:pPr>
+              <w:pStyle w:val="Style13"/>
+              <w:bidi w:val="0"/>
+              <w:spacing w:before="0" w:after="283"/>
+              <w:jc w:val="left"/>
+              <w:rPr/>
+            </w:pPr>
+            <w:r>
+              <w:rPr/>
+              <w:t>主键</w:t>
+            </w:r>
+          </w:p>
+        </w:tc>
+      </w:tr>
+      <w:tr>
+        <w:trPr/>
+        <w:tc>
+          <w:tcPr>
+            <w:tcW w:w="1370" w:type="dxa"/>
+            <w:tcBorders/>
+            <w:vAlign w:val="center"/>
+          </w:tcPr>
+          <w:p>
+            <w:pPr>
+              <w:pStyle w:val="Style13"/>
+              <w:bidi w:val="0"/>
+              <w:spacing w:before="0" w:after="283"/>
+              <w:jc w:val="left"/>
+              <w:rPr/>
+            </w:pPr>
+            <w:r>
+              <w:rPr/>
+              <w:t>`token_hash`</w:t>
+            </w:r>
+          </w:p>
+        </w:tc>
+        <w:tc>
+          <w:tcPr>
+            <w:tcW w:w="1122" w:type="dxa"/>
+            <w:tcBorders/>
+            <w:vAlign w:val="center"/>
+          </w:tcPr>
+          <w:p>
+            <w:pPr>
+              <w:pStyle w:val="Style13"/>
+              <w:bidi w:val="0"/>
+              <w:spacing w:before="0" w:after="283"/>
+              <w:jc w:val="left"/>
+              <w:rPr/>
+            </w:pPr>
+            <w:r>
+              <w:rPr/>
+              <w:t>CHAR(64)</w:t>
+            </w:r>
+          </w:p>
+        </w:tc>
+        <w:tc>
+          <w:tcPr>
+            <w:tcW w:w="6440" w:type="dxa"/>
+            <w:tcBorders/>
+            <w:vAlign w:val="center"/>
+          </w:tcPr>
+          <w:p>
+            <w:pPr>
+              <w:pStyle w:val="Style13"/>
+              <w:bidi w:val="0"/>
+              <w:spacing w:before="0" w:after="283"/>
+              <w:jc w:val="left"/>
+              <w:rPr/>
+            </w:pPr>
+            <w:r>
+              <w:rPr/>
+              <w:t xml:space="preserve">令牌的 </w:t>
+            </w:r>
+            <w:r>
+              <w:rPr/>
+              <w:t xml:space="preserve">SHA-256 </w:t>
+            </w:r>
+            <w:r>
+              <w:rPr/>
+              <w:t>十六进制摘要（</w:t>
+            </w:r>
+            <w:r>
+              <w:rPr>
+                <w:b/>
+              </w:rPr>
+              <w:t>不存明文</w:t>
+            </w:r>
+            <w:r>
+              <w:rPr/>
+              <w:t>，库泄露也无法复用令牌）</w:t>
+            </w:r>
+          </w:p>
+        </w:tc>
+      </w:tr>
+      <w:tr>
+        <w:trPr/>
+        <w:tc>
+          <w:tcPr>
+            <w:tcW w:w="1370" w:type="dxa"/>
+            <w:tcBorders/>
+            <w:vAlign w:val="center"/>
+          </w:tcPr>
+          <w:p>
+            <w:pPr>
+              <w:pStyle w:val="Style13"/>
+              <w:bidi w:val="0"/>
+              <w:spacing w:before="0" w:after="283"/>
+              <w:jc w:val="left"/>
+              <w:rPr/>
+            </w:pPr>
+            <w:r>
+              <w:rPr/>
+              <w:t>`user_id`</w:t>
+            </w:r>
+          </w:p>
+        </w:tc>
+        <w:tc>
+          <w:tcPr>
+            <w:tcW w:w="1122" w:type="dxa"/>
+            <w:tcBorders/>
+            <w:vAlign w:val="center"/>
+          </w:tcPr>
+          <w:p>
+            <w:pPr>
+              <w:pStyle w:val="Style13"/>
+              <w:bidi w:val="0"/>
+              <w:spacing w:before="0" w:after="283"/>
+              <w:jc w:val="left"/>
+              <w:rPr/>
+            </w:pPr>
+            <w:r>
+              <w:rPr/>
+              <w:t>BIGINT</w:t>
+            </w:r>
+          </w:p>
+        </w:tc>
+        <w:tc>
+          <w:tcPr>
+            <w:tcW w:w="6440" w:type="dxa"/>
+            <w:tcBorders/>
+            <w:vAlign w:val="center"/>
+          </w:tcPr>
+          <w:p>
+            <w:pPr>
+              <w:pStyle w:val="Style13"/>
+              <w:bidi w:val="0"/>
+              <w:spacing w:before="0" w:after="283"/>
+              <w:jc w:val="left"/>
+              <w:rPr/>
+            </w:pPr>
+            <w:r>
+              <w:rPr/>
+              <w:t>所属用户</w:t>
+            </w:r>
+          </w:p>
+        </w:tc>
+      </w:tr>
+      <w:tr>
+        <w:trPr/>
+        <w:tc>
+          <w:tcPr>
+            <w:tcW w:w="1370" w:type="dxa"/>
+            <w:tcBorders/>
+            <w:vAlign w:val="center"/>
+          </w:tcPr>
+          <w:p>
+            <w:pPr>
+              <w:pStyle w:val="Style13"/>
+              <w:bidi w:val="0"/>
+              <w:spacing w:before="0" w:after="283"/>
+              <w:jc w:val="left"/>
+              <w:rPr/>
+            </w:pPr>
+            <w:r>
+              <w:rPr/>
+              <w:t>`expire_at`</w:t>
+            </w:r>
+          </w:p>
+        </w:tc>
+        <w:tc>
+          <w:tcPr>
+            <w:tcW w:w="1122" w:type="dxa"/>
+            <w:tcBorders/>
+            <w:vAlign w:val="center"/>
+          </w:tcPr>
+          <w:p>
+            <w:pPr>
+              <w:pStyle w:val="Style13"/>
+              <w:bidi w:val="0"/>
+              <w:spacing w:before="0" w:after="283"/>
+              <w:jc w:val="left"/>
+              <w:rPr/>
+            </w:pPr>
+            <w:r>
+              <w:rPr/>
+              <w:t>DATETIME</w:t>
+            </w:r>
+          </w:p>
+        </w:tc>
+        <w:tc>
+          <w:tcPr>
+            <w:tcW w:w="6440" w:type="dxa"/>
+            <w:tcBorders/>
+            <w:vAlign w:val="center"/>
+          </w:tcPr>
+          <w:p>
+            <w:pPr>
+              <w:pStyle w:val="Style13"/>
+              <w:bidi w:val="0"/>
+              <w:spacing w:before="0" w:after="283"/>
+              <w:jc w:val="left"/>
+              <w:rPr/>
+            </w:pPr>
+            <w:r>
+              <w:rPr/>
+              <w:t>令牌自身过期时间，到点后该行可清理</w:t>
+            </w:r>
+          </w:p>
+        </w:tc>
+      </w:tr>
+      <w:tr>
+        <w:trPr/>
+        <w:tc>
+          <w:tcPr>
+            <w:tcW w:w="1370" w:type="dxa"/>
+            <w:tcBorders/>
+            <w:vAlign w:val="center"/>
+          </w:tcPr>
+          <w:p>
+            <w:pPr>
+              <w:pStyle w:val="Style13"/>
+              <w:bidi w:val="0"/>
+              <w:spacing w:before="0" w:after="283"/>
+              <w:jc w:val="left"/>
+              <w:rPr/>
+            </w:pPr>
+            <w:r>
+              <w:rPr/>
+              <w:t>`create_time`</w:t>
+            </w:r>
+          </w:p>
+        </w:tc>
+        <w:tc>
+          <w:tcPr>
+            <w:tcW w:w="1122" w:type="dxa"/>
+            <w:tcBorders/>
+            <w:vAlign w:val="center"/>
+          </w:tcPr>
+          <w:p>
+            <w:pPr>
+              <w:pStyle w:val="Style13"/>
+              <w:bidi w:val="0"/>
+              <w:spacing w:before="0" w:after="283"/>
+              <w:jc w:val="left"/>
+              <w:rPr/>
+            </w:pPr>
+            <w:r>
+              <w:rPr/>
+              <w:t>DATETIME</w:t>
+            </w:r>
+          </w:p>
+        </w:tc>
+        <w:tc>
+          <w:tcPr>
+            <w:tcW w:w="6440" w:type="dxa"/>
+            <w:tcBorders/>
+            <w:vAlign w:val="center"/>
+          </w:tcPr>
+          <w:p>
+            <w:pPr>
+              <w:pStyle w:val="Style13"/>
+              <w:bidi w:val="0"/>
+              <w:spacing w:before="0" w:after="283"/>
+              <w:jc w:val="left"/>
+              <w:rPr/>
+            </w:pPr>
+            <w:r>
+              <w:rPr/>
+              <w:t>注销时间</w:t>
+            </w:r>
+          </w:p>
+        </w:tc>
+      </w:tr>
+    </w:tbl>
+    <w:p>
+      <w:pPr>
+        <w:pStyle w:val="BodyText"/>
+        <w:bidi w:val="0"/>
         <w:spacing w:before="0" w:after="283"/>
         <w:jc w:val="left"/>
         <w:rPr/>
       </w:pPr>
       <w:r>
         <w:rPr/>
-        <w:t xml:space="preserve">V10 </w:t>
-      </w:r>
-      <w:r>
-        <w:rPr/>
-        <w:t xml:space="preserve">由 </w:t>
-      </w:r>
-      <w:r>
-        <w:rPr/>
-        <w:t xml:space="preserve">`sql/tools/gen_bulk_data.py` </w:t>
-      </w:r>
-      <w:r>
-        <w:rPr/>
-        <w:t xml:space="preserve">生成（可调参数重跑）：商品按 </w:t>
-      </w:r>
-      <w:r>
-        <w:rPr/>
-        <w:t xml:space="preserve">150 </w:t>
-      </w:r>
-      <w:r>
-        <w:rPr/>
-        <w:t>个三级类目均匀铺开、价格按一级类目定档；行为按「用户偏好类目」聚集（</w:t>
-      </w:r>
-      <w:r>
-        <w:rPr/>
-        <w:t xml:space="preserve">85% </w:t>
-      </w:r>
-      <w:r>
-        <w:rPr/>
-        <w:t>落在偏好类目内），使协同过滤有模式可学。规模：</w:t>
-      </w:r>
-      <w:r>
-        <w:rPr/>
-        <w:t xml:space="preserve">5000 </w:t>
-      </w:r>
-      <w:r>
-        <w:rPr/>
-        <w:t xml:space="preserve">商品 </w:t>
-      </w:r>
-      <w:r>
-        <w:rPr/>
-        <w:t xml:space="preserve">/ 701 </w:t>
-      </w:r>
-      <w:r>
-        <w:rPr/>
-        <w:t xml:space="preserve">用户 </w:t>
-      </w:r>
-      <w:r>
-        <w:rPr/>
-        <w:t xml:space="preserve">/ 25726 </w:t>
-      </w:r>
-      <w:r>
-        <w:rPr/>
-        <w:t xml:space="preserve">行为。文件头附带按 </w:t>
-      </w:r>
-      <w:r>
-        <w:rPr/>
-        <w:t xml:space="preserve">id </w:t>
-      </w:r>
-      <w:r>
-        <w:rPr/>
-        <w:t>区间的精确回滚语句，不影响原有数据。</w:t>
+        <w:t xml:space="preserve">唯一索引 </w:t>
+      </w:r>
+      <w:r>
+        <w:rPr/>
+        <w:t xml:space="preserve">`uk_token_hash` </w:t>
+      </w:r>
+      <w:r>
+        <w:rPr/>
+        <w:t>保证重复注销幂等；</w:t>
+      </w:r>
+      <w:r>
+        <w:rPr/>
+        <w:t xml:space="preserve">`idx_expire_at` </w:t>
+      </w:r>
+      <w:r>
+        <w:rPr/>
+        <w:t>支撑清理任务。选择落库而非纯内存，是为了让「已注销」在进程重启后依然成立。</w:t>
       </w:r>
     </w:p>
     <w:sectPr>
@@ -17808,7 +18301,7 @@
       <w:spacing w:lineRule="auto" w:line="384"/>
     </w:pPr>
     <w:rPr>
-      <w:rFonts w:ascii="Microsoft YaHei;SimSun;sans-serif" w:hAnsi="Microsoft YaHei;SimSun;sans-serif" w:eastAsia="Microsoft YaHei;SimSun;sans-serif" w:cs="Microsoft YaHei;SimSun;sans-serif"/>
+      <w:rFonts w:ascii="Microsoft YaHei;Microsoft YaHei;SimSun;sans-serif" w:hAnsi="Microsoft YaHei;Microsoft YaHei;SimSun;sans-serif" w:eastAsia="Microsoft YaHei;Microsoft YaHei;SimSun;sans-serif" w:cs="Microsoft YaHei;Microsoft YaHei;SimSun;sans-serif"/>
       <w:color w:val="24292F"/>
       <w:sz w:val="22"/>
       <w:szCs w:val="22"/>
@@ -17882,8 +18375,8 @@
       <w:rFonts w:ascii="Liberation Serif" w:hAnsi="Liberation Serif" w:eastAsia="新宋体" w:cs="Lucida Sans"/>
       <w:b/>
       <w:bCs/>
-      <w:sz w:val="23"/>
-      <w:szCs w:val="23"/>
+      <w:sz w:val="24"/>
+      <w:szCs w:val="24"/>
     </w:rPr>
   </w:style>
   <w:style w:type="paragraph" w:styleId="Heading5">
@@ -17899,8 +18392,8 @@
       <w:rFonts w:ascii="Liberation Serif" w:hAnsi="Liberation Serif" w:eastAsia="新宋体" w:cs="Lucida Sans"/>
       <w:b/>
       <w:bCs/>
-      <w:sz w:val="23"/>
-      <w:szCs w:val="23"/>
+      <w:sz w:val="24"/>
+      <w:szCs w:val="24"/>
     </w:rPr>
   </w:style>
   <w:style w:type="paragraph" w:styleId="Heading6">
@@ -17916,8 +18409,8 @@
       <w:rFonts w:ascii="Liberation Serif" w:hAnsi="Liberation Serif" w:eastAsia="新宋体" w:cs="Lucida Sans"/>
       <w:b/>
       <w:bCs/>
-      <w:sz w:val="23"/>
-      <w:szCs w:val="23"/>
+      <w:sz w:val="24"/>
+      <w:szCs w:val="24"/>
     </w:rPr>
   </w:style>
   <w:style w:type="character" w:styleId="EndnoteReference">
